--- a/SilviaAngelo_TDD_Exercise_3.docx
+++ b/SilviaAngelo_TDD_Exercise_3.docx
@@ -182,6 +182,7 @@
         </w:rPr>
         <w:t>he </w:t>
       </w:r>
+      <w:proofErr w:type="gramStart"/>
       <w:r>
         <w:rPr>
           <w:rStyle w:val="Strong"/>
@@ -191,7 +192,19 @@
           <w:color w:val="273540"/>
           <w:shd w:val="clear" w:color="auto" w:fill="FFFFFF"/>
         </w:rPr>
-        <w:t>reduce </w:t>
+        <w:t>reduce</w:t>
+      </w:r>
+      <w:proofErr w:type="gramEnd"/>
+      <w:r>
+        <w:rPr>
+          <w:rStyle w:val="Strong"/>
+          <w:rFonts w:ascii="Lato" w:hAnsi="Lato"/>
+          <w:i/>
+          <w:iCs/>
+          <w:color w:val="273540"/>
+          <w:shd w:val="clear" w:color="auto" w:fill="FFFFFF"/>
+        </w:rPr>
+        <w:t> </w:t>
       </w:r>
       <w:r>
         <w:rPr>
@@ -361,7 +374,25 @@
           <w:color w:val="273540"/>
           <w:shd w:val="clear" w:color="auto" w:fill="FFFFFF"/>
         </w:rPr>
-        <w:t xml:space="preserve">    my_expenses (list of tuples): Stores the collection of expense data from the input gathering phase.</w:t>
+        <w:t xml:space="preserve">    </w:t>
+      </w:r>
+      <w:proofErr w:type="spellStart"/>
+      <w:r>
+        <w:rPr>
+          <w:rFonts w:ascii="Lato" w:hAnsi="Lato"/>
+          <w:color w:val="273540"/>
+          <w:shd w:val="clear" w:color="auto" w:fill="FFFFFF"/>
+        </w:rPr>
+        <w:t>my_expenses</w:t>
+      </w:r>
+      <w:proofErr w:type="spellEnd"/>
+      <w:r>
+        <w:rPr>
+          <w:rFonts w:ascii="Lato" w:hAnsi="Lato"/>
+          <w:color w:val="273540"/>
+          <w:shd w:val="clear" w:color="auto" w:fill="FFFFFF"/>
+        </w:rPr>
+        <w:t xml:space="preserve"> (list of tuples): Stores the collection of expense data from the input gathering phase.</w:t>
       </w:r>
     </w:p>
     <w:p>
@@ -418,13 +449,41 @@
         <w:tab/>
         <w:t xml:space="preserve">Call </w:t>
       </w:r>
-      <w:r>
-        <w:rPr>
-          <w:rFonts w:ascii="Lato" w:hAnsi="Lato"/>
-          <w:color w:val="273540"/>
-          <w:shd w:val="clear" w:color="auto" w:fill="FFFFFF"/>
-        </w:rPr>
-        <w:t>get_user_expenses().</w:t>
+      <w:proofErr w:type="spellStart"/>
+      <w:r>
+        <w:rPr>
+          <w:rFonts w:ascii="Lato" w:hAnsi="Lato"/>
+          <w:color w:val="273540"/>
+          <w:shd w:val="clear" w:color="auto" w:fill="FFFFFF"/>
+        </w:rPr>
+        <w:t>get_user_</w:t>
+      </w:r>
+      <w:proofErr w:type="gramStart"/>
+      <w:r>
+        <w:rPr>
+          <w:rFonts w:ascii="Lato" w:hAnsi="Lato"/>
+          <w:color w:val="273540"/>
+          <w:shd w:val="clear" w:color="auto" w:fill="FFFFFF"/>
+        </w:rPr>
+        <w:t>expenses</w:t>
+      </w:r>
+      <w:proofErr w:type="spellEnd"/>
+      <w:r>
+        <w:rPr>
+          <w:rFonts w:ascii="Lato" w:hAnsi="Lato"/>
+          <w:color w:val="273540"/>
+          <w:shd w:val="clear" w:color="auto" w:fill="FFFFFF"/>
+        </w:rPr>
+        <w:t>(</w:t>
+      </w:r>
+      <w:proofErr w:type="gramEnd"/>
+      <w:r>
+        <w:rPr>
+          <w:rFonts w:ascii="Lato" w:hAnsi="Lato"/>
+          <w:color w:val="273540"/>
+          <w:shd w:val="clear" w:color="auto" w:fill="FFFFFF"/>
+        </w:rPr>
+        <w:t>).</w:t>
       </w:r>
     </w:p>
     <w:p>
@@ -451,7 +510,43 @@
           <w:shd w:val="clear" w:color="auto" w:fill="FFFFFF"/>
         </w:rPr>
         <w:tab/>
-        <w:t>Store the returned listo into my_expenses.</w:t>
+        <w:t xml:space="preserve">Store the returned </w:t>
+      </w:r>
+      <w:proofErr w:type="spellStart"/>
+      <w:r>
+        <w:rPr>
+          <w:rFonts w:ascii="Lato" w:hAnsi="Lato"/>
+          <w:color w:val="273540"/>
+          <w:shd w:val="clear" w:color="auto" w:fill="FFFFFF"/>
+        </w:rPr>
+        <w:t>listo</w:t>
+      </w:r>
+      <w:proofErr w:type="spellEnd"/>
+      <w:r>
+        <w:rPr>
+          <w:rFonts w:ascii="Lato" w:hAnsi="Lato"/>
+          <w:color w:val="273540"/>
+          <w:shd w:val="clear" w:color="auto" w:fill="FFFFFF"/>
+        </w:rPr>
+        <w:t xml:space="preserve"> into </w:t>
+      </w:r>
+      <w:proofErr w:type="spellStart"/>
+      <w:r>
+        <w:rPr>
+          <w:rFonts w:ascii="Lato" w:hAnsi="Lato"/>
+          <w:color w:val="273540"/>
+          <w:shd w:val="clear" w:color="auto" w:fill="FFFFFF"/>
+        </w:rPr>
+        <w:t>my_expenses</w:t>
+      </w:r>
+      <w:proofErr w:type="spellEnd"/>
+      <w:r>
+        <w:rPr>
+          <w:rFonts w:ascii="Lato" w:hAnsi="Lato"/>
+          <w:color w:val="273540"/>
+          <w:shd w:val="clear" w:color="auto" w:fill="FFFFFF"/>
+        </w:rPr>
+        <w:t>.</w:t>
       </w:r>
     </w:p>
     <w:p>
@@ -478,7 +573,43 @@
           <w:shd w:val="clear" w:color="auto" w:fill="FFFFFF"/>
         </w:rPr>
         <w:tab/>
-        <w:t>Check if my_expenses is not empty.</w:t>
+        <w:t xml:space="preserve">Check if </w:t>
+      </w:r>
+      <w:proofErr w:type="spellStart"/>
+      <w:r>
+        <w:rPr>
+          <w:rFonts w:ascii="Lato" w:hAnsi="Lato"/>
+          <w:color w:val="273540"/>
+          <w:shd w:val="clear" w:color="auto" w:fill="FFFFFF"/>
+        </w:rPr>
+        <w:t>my_expenses</w:t>
+      </w:r>
+      <w:proofErr w:type="spellEnd"/>
+      <w:r>
+        <w:rPr>
+          <w:rFonts w:ascii="Lato" w:hAnsi="Lato"/>
+          <w:color w:val="273540"/>
+          <w:shd w:val="clear" w:color="auto" w:fill="FFFFFF"/>
+        </w:rPr>
+        <w:t xml:space="preserve"> </w:t>
+      </w:r>
+      <w:proofErr w:type="gramStart"/>
+      <w:r>
+        <w:rPr>
+          <w:rFonts w:ascii="Lato" w:hAnsi="Lato"/>
+          <w:color w:val="273540"/>
+          <w:shd w:val="clear" w:color="auto" w:fill="FFFFFF"/>
+        </w:rPr>
+        <w:t>is</w:t>
+      </w:r>
+      <w:proofErr w:type="gramEnd"/>
+      <w:r>
+        <w:rPr>
+          <w:rFonts w:ascii="Lato" w:hAnsi="Lato"/>
+          <w:color w:val="273540"/>
+          <w:shd w:val="clear" w:color="auto" w:fill="FFFFFF"/>
+        </w:rPr>
+        <w:t xml:space="preserve"> not empty.</w:t>
       </w:r>
     </w:p>
     <w:p>
@@ -505,7 +636,25 @@
           <w:shd w:val="clear" w:color="auto" w:fill="FFFFFF"/>
         </w:rPr>
         <w:tab/>
-        <w:t>If not empty, call analyze_and_display_expenses.</w:t>
+        <w:t xml:space="preserve">If not empty, call </w:t>
+      </w:r>
+      <w:proofErr w:type="spellStart"/>
+      <w:r>
+        <w:rPr>
+          <w:rFonts w:ascii="Lato" w:hAnsi="Lato"/>
+          <w:color w:val="273540"/>
+          <w:shd w:val="clear" w:color="auto" w:fill="FFFFFF"/>
+        </w:rPr>
+        <w:t>analyze_and_display_expenses</w:t>
+      </w:r>
+      <w:proofErr w:type="spellEnd"/>
+      <w:r>
+        <w:rPr>
+          <w:rFonts w:ascii="Lato" w:hAnsi="Lato"/>
+          <w:color w:val="273540"/>
+          <w:shd w:val="clear" w:color="auto" w:fill="FFFFFF"/>
+        </w:rPr>
+        <w:t>.</w:t>
       </w:r>
     </w:p>
     <w:p>
@@ -606,6 +755,7 @@
         </w:rPr>
         <w:t xml:space="preserve">## Function: </w:t>
       </w:r>
+      <w:proofErr w:type="spellStart"/>
       <w:r>
         <w:rPr>
           <w:sz w:val="24"/>
@@ -613,6 +763,7 @@
         </w:rPr>
         <w:t>get_user_expenses</w:t>
       </w:r>
+      <w:proofErr w:type="spellEnd"/>
     </w:p>
     <w:p>
       <w:pPr>
@@ -718,12 +869,21 @@
         </w:rPr>
         <w:t xml:space="preserve">    </w:t>
       </w:r>
-      <w:r>
-        <w:rPr>
-          <w:sz w:val="24"/>
-          <w:szCs w:val="24"/>
-        </w:rPr>
-        <w:t>expense_list (list)</w:t>
+      <w:proofErr w:type="spellStart"/>
+      <w:r>
+        <w:rPr>
+          <w:sz w:val="24"/>
+          <w:szCs w:val="24"/>
+        </w:rPr>
+        <w:t>expense_list</w:t>
+      </w:r>
+      <w:proofErr w:type="spellEnd"/>
+      <w:r>
+        <w:rPr>
+          <w:sz w:val="24"/>
+          <w:szCs w:val="24"/>
+        </w:rPr>
+        <w:t xml:space="preserve"> (list)</w:t>
       </w:r>
       <w:r>
         <w:rPr>
@@ -813,6 +973,7 @@
         </w:rPr>
         <w:t xml:space="preserve">    </w:t>
       </w:r>
+      <w:proofErr w:type="spellStart"/>
       <w:r>
         <w:rPr>
           <w:sz w:val="24"/>
@@ -820,6 +981,7 @@
         </w:rPr>
         <w:t>amount_input</w:t>
       </w:r>
+      <w:proofErr w:type="spellEnd"/>
       <w:r>
         <w:rPr>
           <w:sz w:val="24"/>
@@ -887,6 +1049,7 @@
         </w:rPr>
         <w:t xml:space="preserve">    </w:t>
       </w:r>
+      <w:proofErr w:type="spellStart"/>
       <w:r>
         <w:rPr>
           <w:sz w:val="24"/>
@@ -899,7 +1062,15 @@
           <w:sz w:val="24"/>
           <w:szCs w:val="24"/>
         </w:rPr>
-        <w:t>_going (str)</w:t>
+        <w:t>_going</w:t>
+      </w:r>
+      <w:proofErr w:type="spellEnd"/>
+      <w:r>
+        <w:rPr>
+          <w:sz w:val="24"/>
+          <w:szCs w:val="24"/>
+        </w:rPr>
+        <w:t xml:space="preserve"> (str)</w:t>
       </w:r>
       <w:r>
         <w:rPr>
@@ -951,7 +1122,23 @@
           <w:sz w:val="24"/>
           <w:szCs w:val="24"/>
         </w:rPr>
-        <w:t>Initialize expense_lis as an empty list</w:t>
+        <w:t xml:space="preserve">Initialize </w:t>
+      </w:r>
+      <w:proofErr w:type="spellStart"/>
+      <w:r>
+        <w:rPr>
+          <w:sz w:val="24"/>
+          <w:szCs w:val="24"/>
+        </w:rPr>
+        <w:t>expense_lis</w:t>
+      </w:r>
+      <w:proofErr w:type="spellEnd"/>
+      <w:r>
+        <w:rPr>
+          <w:sz w:val="24"/>
+          <w:szCs w:val="24"/>
+        </w:rPr>
+        <w:t xml:space="preserve"> as an empty list</w:t>
       </w:r>
       <w:r>
         <w:rPr>
@@ -978,7 +1165,21 @@
           <w:sz w:val="24"/>
           <w:szCs w:val="24"/>
         </w:rPr>
-        <w:t>Begin an infinite or controlled while loop</w:t>
+        <w:t xml:space="preserve">Begin </w:t>
+      </w:r>
+      <w:r>
+        <w:rPr>
+          <w:sz w:val="24"/>
+          <w:szCs w:val="24"/>
+        </w:rPr>
+        <w:t>a</w:t>
+      </w:r>
+      <w:r>
+        <w:rPr>
+          <w:sz w:val="24"/>
+          <w:szCs w:val="24"/>
+        </w:rPr>
+        <w:t xml:space="preserve"> while loop</w:t>
       </w:r>
       <w:r>
         <w:rPr>
@@ -1039,7 +1240,23 @@
           <w:sz w:val="24"/>
           <w:szCs w:val="24"/>
         </w:rPr>
-        <w:t xml:space="preserve">Prompt user amount_input and convert to a float. </w:t>
+        <w:t xml:space="preserve">Prompt user </w:t>
+      </w:r>
+      <w:proofErr w:type="spellStart"/>
+      <w:r>
+        <w:rPr>
+          <w:sz w:val="24"/>
+          <w:szCs w:val="24"/>
+        </w:rPr>
+        <w:t>amount_input</w:t>
+      </w:r>
+      <w:proofErr w:type="spellEnd"/>
+      <w:r>
+        <w:rPr>
+          <w:sz w:val="24"/>
+          <w:szCs w:val="24"/>
+        </w:rPr>
+        <w:t xml:space="preserve"> and convert to a float. </w:t>
       </w:r>
     </w:p>
     <w:p>
@@ -1059,7 +1276,23 @@
           <w:sz w:val="24"/>
           <w:szCs w:val="24"/>
         </w:rPr>
-        <w:t>Pack (name, amount) into a tuple and append it to expense_list.</w:t>
+        <w:t xml:space="preserve">Pack (name, amount) into a tuple and append it to </w:t>
+      </w:r>
+      <w:proofErr w:type="spellStart"/>
+      <w:r>
+        <w:rPr>
+          <w:sz w:val="24"/>
+          <w:szCs w:val="24"/>
+        </w:rPr>
+        <w:t>expense_list</w:t>
+      </w:r>
+      <w:proofErr w:type="spellEnd"/>
+      <w:r>
+        <w:rPr>
+          <w:sz w:val="24"/>
+          <w:szCs w:val="24"/>
+        </w:rPr>
+        <w:t>.</w:t>
       </w:r>
     </w:p>
     <w:p>
@@ -1106,7 +1339,23 @@
           <w:sz w:val="24"/>
           <w:szCs w:val="24"/>
         </w:rPr>
-        <w:t>Return expense_list.</w:t>
+        <w:t xml:space="preserve">Return </w:t>
+      </w:r>
+      <w:proofErr w:type="spellStart"/>
+      <w:r>
+        <w:rPr>
+          <w:sz w:val="24"/>
+          <w:szCs w:val="24"/>
+        </w:rPr>
+        <w:t>expense_list</w:t>
+      </w:r>
+      <w:proofErr w:type="spellEnd"/>
+      <w:r>
+        <w:rPr>
+          <w:sz w:val="24"/>
+          <w:szCs w:val="24"/>
+        </w:rPr>
+        <w:t>.</w:t>
       </w:r>
     </w:p>
     <w:p>
@@ -1182,6 +1431,7 @@
         </w:rPr>
         <w:t xml:space="preserve">## Function: </w:t>
       </w:r>
+      <w:proofErr w:type="spellStart"/>
       <w:r>
         <w:rPr>
           <w:sz w:val="24"/>
@@ -1189,6 +1439,7 @@
         </w:rPr>
         <w:t>analyze_and_display_expenses</w:t>
       </w:r>
+      <w:proofErr w:type="spellEnd"/>
     </w:p>
     <w:p>
       <w:pPr>
@@ -1205,12 +1456,21 @@
         </w:rPr>
         <w:t xml:space="preserve">Uses </w:t>
       </w:r>
-      <w:r>
-        <w:rPr>
-          <w:sz w:val="24"/>
-          <w:szCs w:val="24"/>
-        </w:rPr>
-        <w:t>reduce function to determine the total sum, maximum entry, and minimum entry from the provided list, then prints the results.</w:t>
+      <w:proofErr w:type="gramStart"/>
+      <w:r>
+        <w:rPr>
+          <w:sz w:val="24"/>
+          <w:szCs w:val="24"/>
+        </w:rPr>
+        <w:t>reduce</w:t>
+      </w:r>
+      <w:proofErr w:type="gramEnd"/>
+      <w:r>
+        <w:rPr>
+          <w:sz w:val="24"/>
+          <w:szCs w:val="24"/>
+        </w:rPr>
+        <w:t xml:space="preserve"> function to determine the total sum, maximum entry, and minimum entry from the provided list, then prints the results.</w:t>
       </w:r>
     </w:p>
     <w:p>
@@ -1253,12 +1513,21 @@
         </w:rPr>
         <w:t xml:space="preserve">    </w:t>
       </w:r>
-      <w:r>
-        <w:rPr>
-          <w:sz w:val="24"/>
-          <w:szCs w:val="24"/>
-        </w:rPr>
-        <w:t xml:space="preserve">expense_list (list of tuples): The collection containing all recorded pairings. </w:t>
+      <w:proofErr w:type="spellStart"/>
+      <w:r>
+        <w:rPr>
+          <w:sz w:val="24"/>
+          <w:szCs w:val="24"/>
+        </w:rPr>
+        <w:t>expense_list</w:t>
+      </w:r>
+      <w:proofErr w:type="spellEnd"/>
+      <w:r>
+        <w:rPr>
+          <w:sz w:val="24"/>
+          <w:szCs w:val="24"/>
+        </w:rPr>
+        <w:t xml:space="preserve"> (list of tuples): The collection containing all recorded pairings. </w:t>
       </w:r>
     </w:p>
     <w:p>
@@ -1301,12 +1570,21 @@
         </w:rPr>
         <w:t xml:space="preserve">    </w:t>
       </w:r>
-      <w:r>
-        <w:rPr>
-          <w:sz w:val="24"/>
-          <w:szCs w:val="24"/>
-        </w:rPr>
-        <w:t>total_expense_amount (float)</w:t>
+      <w:proofErr w:type="spellStart"/>
+      <w:r>
+        <w:rPr>
+          <w:sz w:val="24"/>
+          <w:szCs w:val="24"/>
+        </w:rPr>
+        <w:t>total_expense_amount</w:t>
+      </w:r>
+      <w:proofErr w:type="spellEnd"/>
+      <w:r>
+        <w:rPr>
+          <w:sz w:val="24"/>
+          <w:szCs w:val="24"/>
+        </w:rPr>
+        <w:t xml:space="preserve"> (float)</w:t>
       </w:r>
       <w:r>
         <w:rPr>
@@ -1345,13 +1623,15 @@
         </w:rPr>
         <w:t xml:space="preserve">    </w:t>
       </w:r>
-      <w:r>
-        <w:rPr>
-          <w:sz w:val="24"/>
-          <w:szCs w:val="24"/>
-        </w:rPr>
-        <w:t>hightest_expense</w:t>
-      </w:r>
+      <w:proofErr w:type="spellStart"/>
+      <w:r>
+        <w:rPr>
+          <w:sz w:val="24"/>
+          <w:szCs w:val="24"/>
+        </w:rPr>
+        <w:t>highest_expense</w:t>
+      </w:r>
+      <w:proofErr w:type="spellEnd"/>
       <w:r>
         <w:rPr>
           <w:sz w:val="24"/>
@@ -1378,7 +1658,23 @@
           <w:sz w:val="24"/>
           <w:szCs w:val="24"/>
         </w:rPr>
-        <w:t>The pair representing the highest cost</w:t>
+        <w:t xml:space="preserve">The pair </w:t>
+      </w:r>
+      <w:proofErr w:type="gramStart"/>
+      <w:r>
+        <w:rPr>
+          <w:sz w:val="24"/>
+          <w:szCs w:val="24"/>
+        </w:rPr>
+        <w:t>representing</w:t>
+      </w:r>
+      <w:proofErr w:type="gramEnd"/>
+      <w:r>
+        <w:rPr>
+          <w:sz w:val="24"/>
+          <w:szCs w:val="24"/>
+        </w:rPr>
+        <w:t xml:space="preserve"> the highest cost</w:t>
       </w:r>
       <w:r>
         <w:rPr>
@@ -1403,12 +1699,21 @@
         </w:rPr>
         <w:t xml:space="preserve">    </w:t>
       </w:r>
-      <w:r>
-        <w:rPr>
-          <w:sz w:val="24"/>
-          <w:szCs w:val="24"/>
-        </w:rPr>
-        <w:t>lowest_expense (tuple):</w:t>
+      <w:proofErr w:type="spellStart"/>
+      <w:r>
+        <w:rPr>
+          <w:sz w:val="24"/>
+          <w:szCs w:val="24"/>
+        </w:rPr>
+        <w:t>lowest_expense</w:t>
+      </w:r>
+      <w:proofErr w:type="spellEnd"/>
+      <w:r>
+        <w:rPr>
+          <w:sz w:val="24"/>
+          <w:szCs w:val="24"/>
+        </w:rPr>
+        <w:t xml:space="preserve"> (tuple):</w:t>
       </w:r>
       <w:r>
         <w:rPr>
@@ -1422,7 +1727,23 @@
           <w:sz w:val="24"/>
           <w:szCs w:val="24"/>
         </w:rPr>
-        <w:t>The pair representing the lowest cost</w:t>
+        <w:t xml:space="preserve">The pair </w:t>
+      </w:r>
+      <w:proofErr w:type="gramStart"/>
+      <w:r>
+        <w:rPr>
+          <w:sz w:val="24"/>
+          <w:szCs w:val="24"/>
+        </w:rPr>
+        <w:t>representing</w:t>
+      </w:r>
+      <w:proofErr w:type="gramEnd"/>
+      <w:r>
+        <w:rPr>
+          <w:sz w:val="24"/>
+          <w:szCs w:val="24"/>
+        </w:rPr>
+        <w:t xml:space="preserve"> the lowest cost</w:t>
       </w:r>
       <w:r>
         <w:rPr>
@@ -1484,8 +1805,17 @@
           <w:sz w:val="24"/>
           <w:szCs w:val="24"/>
         </w:rPr>
-        <w:t>Import functools</w:t>
-      </w:r>
+        <w:t xml:space="preserve">Import </w:t>
+      </w:r>
+      <w:proofErr w:type="spellStart"/>
+      <w:r>
+        <w:rPr>
+          <w:sz w:val="24"/>
+          <w:szCs w:val="24"/>
+        </w:rPr>
+        <w:t>functools</w:t>
+      </w:r>
+      <w:proofErr w:type="spellEnd"/>
       <w:r>
         <w:rPr>
           <w:sz w:val="24"/>
@@ -1515,7 +1845,41 @@
           <w:szCs w:val="24"/>
         </w:rPr>
         <w:tab/>
-        <w:t>Calculate total_expense amount using functools.reduce.</w:t>
+        <w:t xml:space="preserve">Calculate </w:t>
+      </w:r>
+      <w:proofErr w:type="spellStart"/>
+      <w:r>
+        <w:rPr>
+          <w:sz w:val="24"/>
+          <w:szCs w:val="24"/>
+        </w:rPr>
+        <w:t>total_expense</w:t>
+      </w:r>
+      <w:proofErr w:type="spellEnd"/>
+      <w:r>
+        <w:rPr>
+          <w:sz w:val="24"/>
+          <w:szCs w:val="24"/>
+        </w:rPr>
+        <w:t xml:space="preserve"> amount using </w:t>
+      </w:r>
+      <w:proofErr w:type="spellStart"/>
+      <w:proofErr w:type="gramStart"/>
+      <w:r>
+        <w:rPr>
+          <w:sz w:val="24"/>
+          <w:szCs w:val="24"/>
+        </w:rPr>
+        <w:t>functools.reduce</w:t>
+      </w:r>
+      <w:proofErr w:type="spellEnd"/>
+      <w:proofErr w:type="gramEnd"/>
+      <w:r>
+        <w:rPr>
+          <w:sz w:val="24"/>
+          <w:szCs w:val="24"/>
+        </w:rPr>
+        <w:t>.</w:t>
       </w:r>
     </w:p>
     <w:p>
@@ -1539,7 +1903,41 @@
           <w:szCs w:val="24"/>
         </w:rPr>
         <w:tab/>
-        <w:t>Find highest_expense using functools.reduce.</w:t>
+        <w:t xml:space="preserve">Find </w:t>
+      </w:r>
+      <w:proofErr w:type="spellStart"/>
+      <w:r>
+        <w:rPr>
+          <w:sz w:val="24"/>
+          <w:szCs w:val="24"/>
+        </w:rPr>
+        <w:t>highest_expense</w:t>
+      </w:r>
+      <w:proofErr w:type="spellEnd"/>
+      <w:r>
+        <w:rPr>
+          <w:sz w:val="24"/>
+          <w:szCs w:val="24"/>
+        </w:rPr>
+        <w:t xml:space="preserve"> using </w:t>
+      </w:r>
+      <w:proofErr w:type="spellStart"/>
+      <w:proofErr w:type="gramStart"/>
+      <w:r>
+        <w:rPr>
+          <w:sz w:val="24"/>
+          <w:szCs w:val="24"/>
+        </w:rPr>
+        <w:t>functools.reduce</w:t>
+      </w:r>
+      <w:proofErr w:type="spellEnd"/>
+      <w:proofErr w:type="gramEnd"/>
+      <w:r>
+        <w:rPr>
+          <w:sz w:val="24"/>
+          <w:szCs w:val="24"/>
+        </w:rPr>
+        <w:t>.</w:t>
       </w:r>
     </w:p>
     <w:p>
@@ -1563,7 +1961,41 @@
           <w:szCs w:val="24"/>
         </w:rPr>
         <w:tab/>
-        <w:t>Find lowest_expense using functools.reduce.</w:t>
+        <w:t xml:space="preserve">Find </w:t>
+      </w:r>
+      <w:proofErr w:type="spellStart"/>
+      <w:r>
+        <w:rPr>
+          <w:sz w:val="24"/>
+          <w:szCs w:val="24"/>
+        </w:rPr>
+        <w:t>lowest_expense</w:t>
+      </w:r>
+      <w:proofErr w:type="spellEnd"/>
+      <w:r>
+        <w:rPr>
+          <w:sz w:val="24"/>
+          <w:szCs w:val="24"/>
+        </w:rPr>
+        <w:t xml:space="preserve"> using </w:t>
+      </w:r>
+      <w:proofErr w:type="spellStart"/>
+      <w:proofErr w:type="gramStart"/>
+      <w:r>
+        <w:rPr>
+          <w:sz w:val="24"/>
+          <w:szCs w:val="24"/>
+        </w:rPr>
+        <w:t>functools.reduce</w:t>
+      </w:r>
+      <w:proofErr w:type="spellEnd"/>
+      <w:proofErr w:type="gramEnd"/>
+      <w:r>
+        <w:rPr>
+          <w:sz w:val="24"/>
+          <w:szCs w:val="24"/>
+        </w:rPr>
+        <w:t>.</w:t>
       </w:r>
     </w:p>
     <w:p>
@@ -1767,6 +2199,54 @@
           <w:szCs w:val="24"/>
         </w:rPr>
       </w:pPr>
+      <w:r>
+        <w:rPr>
+          <w:noProof/>
+          <w:sz w:val="24"/>
+          <w:szCs w:val="24"/>
+        </w:rPr>
+        <w:drawing>
+          <wp:inline distT="0" distB="0" distL="0" distR="0" wp14:anchorId="1E7F5078" wp14:editId="6F3650B5">
+            <wp:extent cx="5722620" cy="3028219"/>
+            <wp:effectExtent l="0" t="0" r="0" b="1270"/>
+            <wp:docPr id="852162445" name="Picture 1"/>
+            <wp:cNvGraphicFramePr>
+              <a:graphicFrameLocks xmlns:a="http://schemas.openxmlformats.org/drawingml/2006/main" noChangeAspect="1"/>
+            </wp:cNvGraphicFramePr>
+            <a:graphic xmlns:a="http://schemas.openxmlformats.org/drawingml/2006/main">
+              <a:graphicData uri="http://schemas.openxmlformats.org/drawingml/2006/picture">
+                <pic:pic xmlns:pic="http://schemas.openxmlformats.org/drawingml/2006/picture">
+                  <pic:nvPicPr>
+                    <pic:cNvPr id="852162445" name="Picture 852162445"/>
+                    <pic:cNvPicPr/>
+                  </pic:nvPicPr>
+                  <pic:blipFill>
+                    <a:blip r:embed="rId6" cstate="print">
+                      <a:extLst>
+                        <a:ext uri="{28A0092B-C50C-407E-A947-70E740481C1C}">
+                          <a14:useLocalDpi xmlns:a14="http://schemas.microsoft.com/office/drawing/2010/main" val="0"/>
+                        </a:ext>
+                      </a:extLst>
+                    </a:blip>
+                    <a:stretch>
+                      <a:fillRect/>
+                    </a:stretch>
+                  </pic:blipFill>
+                  <pic:spPr>
+                    <a:xfrm>
+                      <a:off x="0" y="0"/>
+                      <a:ext cx="5751625" cy="3043568"/>
+                    </a:xfrm>
+                    <a:prstGeom prst="rect">
+                      <a:avLst/>
+                    </a:prstGeom>
+                  </pic:spPr>
+                </pic:pic>
+              </a:graphicData>
+            </a:graphic>
+          </wp:inline>
+        </w:drawing>
+      </w:r>
     </w:p>
     <w:sectPr>
       <w:pgSz w:w="12240" w:h="15840"/>
